--- a/SafeRoads_Review2_HBase_Report.docx
+++ b/SafeRoads_Review2_HBase_Report.docx
@@ -3267,7 +3267,7 @@
       <w:r>
         <w:drawing>
           <wp:inline xmlns:a="http://schemas.openxmlformats.org/drawingml/2006/main" xmlns:pic="http://schemas.openxmlformats.org/drawingml/2006/picture">
-            <wp:extent cx="5486400" cy="1488747"/>
+            <wp:extent cx="5486400" cy="1393829"/>
             <wp:docPr id="1" name="Picture 1"/>
             <wp:cNvGraphicFramePr>
               <a:graphicFrameLocks noChangeAspect="1"/>
@@ -3288,7 +3288,7 @@
                   <pic:spPr>
                     <a:xfrm>
                       <a:off x="0" y="0"/>
-                      <a:ext cx="5486400" cy="1488747"/>
+                      <a:ext cx="5486400" cy="1393829"/>
                     </a:xfrm>
                     <a:prstGeom prst="rect"/>
                   </pic:spPr>
@@ -3434,7 +3434,7 @@
       <w:r>
         <w:drawing>
           <wp:inline xmlns:a="http://schemas.openxmlformats.org/drawingml/2006/main" xmlns:pic="http://schemas.openxmlformats.org/drawingml/2006/picture">
-            <wp:extent cx="5486400" cy="2225040"/>
+            <wp:extent cx="5486400" cy="2574867"/>
             <wp:docPr id="2" name="Picture 2"/>
             <wp:cNvGraphicFramePr>
               <a:graphicFrameLocks noChangeAspect="1"/>
@@ -3455,7 +3455,7 @@
                   <pic:spPr>
                     <a:xfrm>
                       <a:off x="0" y="0"/>
-                      <a:ext cx="5486400" cy="2225040"/>
+                      <a:ext cx="5486400" cy="2574867"/>
                     </a:xfrm>
                     <a:prstGeom prst="rect"/>
                   </pic:spPr>
@@ -3601,7 +3601,7 @@
       <w:r>
         <w:drawing>
           <wp:inline xmlns:a="http://schemas.openxmlformats.org/drawingml/2006/main" xmlns:pic="http://schemas.openxmlformats.org/drawingml/2006/picture">
-            <wp:extent cx="5486400" cy="1339293"/>
+            <wp:extent cx="5486400" cy="1247225"/>
             <wp:docPr id="3" name="Picture 3"/>
             <wp:cNvGraphicFramePr>
               <a:graphicFrameLocks noChangeAspect="1"/>
@@ -3622,7 +3622,7 @@
                   <pic:spPr>
                     <a:xfrm>
                       <a:off x="0" y="0"/>
-                      <a:ext cx="5486400" cy="1339293"/>
+                      <a:ext cx="5486400" cy="1247225"/>
                     </a:xfrm>
                     <a:prstGeom prst="rect"/>
                   </pic:spPr>
@@ -3768,7 +3768,7 @@
       <w:r>
         <w:drawing>
           <wp:inline xmlns:a="http://schemas.openxmlformats.org/drawingml/2006/main" xmlns:pic="http://schemas.openxmlformats.org/drawingml/2006/picture">
-            <wp:extent cx="5486400" cy="1455089"/>
+            <wp:extent cx="5486400" cy="1362205"/>
             <wp:docPr id="4" name="Picture 4"/>
             <wp:cNvGraphicFramePr>
               <a:graphicFrameLocks noChangeAspect="1"/>
@@ -3789,7 +3789,7 @@
                   <pic:spPr>
                     <a:xfrm>
                       <a:off x="0" y="0"/>
-                      <a:ext cx="5486400" cy="1455089"/>
+                      <a:ext cx="5486400" cy="1362205"/>
                     </a:xfrm>
                     <a:prstGeom prst="rect"/>
                   </pic:spPr>
@@ -3935,7 +3935,7 @@
       <w:r>
         <w:drawing>
           <wp:inline xmlns:a="http://schemas.openxmlformats.org/drawingml/2006/main" xmlns:pic="http://schemas.openxmlformats.org/drawingml/2006/picture">
-            <wp:extent cx="5486400" cy="1300852"/>
+            <wp:extent cx="5486400" cy="1210962"/>
             <wp:docPr id="5" name="Picture 5"/>
             <wp:cNvGraphicFramePr>
               <a:graphicFrameLocks noChangeAspect="1"/>
@@ -3956,7 +3956,7 @@
                   <pic:spPr>
                     <a:xfrm>
                       <a:off x="0" y="0"/>
-                      <a:ext cx="5486400" cy="1300852"/>
+                      <a:ext cx="5486400" cy="1210962"/>
                     </a:xfrm>
                     <a:prstGeom prst="rect"/>
                   </pic:spPr>
@@ -4102,7 +4102,7 @@
       <w:r>
         <w:drawing>
           <wp:inline xmlns:a="http://schemas.openxmlformats.org/drawingml/2006/main" xmlns:pic="http://schemas.openxmlformats.org/drawingml/2006/picture">
-            <wp:extent cx="5486400" cy="1007349"/>
+            <wp:extent cx="5486400" cy="978476"/>
             <wp:docPr id="6" name="Picture 6"/>
             <wp:cNvGraphicFramePr>
               <a:graphicFrameLocks noChangeAspect="1"/>
@@ -4123,7 +4123,7 @@
                   <pic:spPr>
                     <a:xfrm>
                       <a:off x="0" y="0"/>
-                      <a:ext cx="5486400" cy="1007349"/>
+                      <a:ext cx="5486400" cy="978476"/>
                     </a:xfrm>
                     <a:prstGeom prst="rect"/>
                   </pic:spPr>
@@ -4269,7 +4269,7 @@
       <w:r>
         <w:drawing>
           <wp:inline xmlns:a="http://schemas.openxmlformats.org/drawingml/2006/main" xmlns:pic="http://schemas.openxmlformats.org/drawingml/2006/picture">
-            <wp:extent cx="5486400" cy="898376"/>
+            <wp:extent cx="5486400" cy="836540"/>
             <wp:docPr id="7" name="Picture 7"/>
             <wp:cNvGraphicFramePr>
               <a:graphicFrameLocks noChangeAspect="1"/>
@@ -4290,7 +4290,7 @@
                   <pic:spPr>
                     <a:xfrm>
                       <a:off x="0" y="0"/>
-                      <a:ext cx="5486400" cy="898376"/>
+                      <a:ext cx="5486400" cy="836540"/>
                     </a:xfrm>
                     <a:prstGeom prst="rect"/>
                   </pic:spPr>
@@ -4436,7 +4436,7 @@
       <w:r>
         <w:drawing>
           <wp:inline xmlns:a="http://schemas.openxmlformats.org/drawingml/2006/main" xmlns:pic="http://schemas.openxmlformats.org/drawingml/2006/picture">
-            <wp:extent cx="5486400" cy="2712720"/>
+            <wp:extent cx="5486400" cy="2702675"/>
             <wp:docPr id="8" name="Picture 8"/>
             <wp:cNvGraphicFramePr>
               <a:graphicFrameLocks noChangeAspect="1"/>
@@ -4457,7 +4457,7 @@
                   <pic:spPr>
                     <a:xfrm>
                       <a:off x="0" y="0"/>
-                      <a:ext cx="5486400" cy="2712720"/>
+                      <a:ext cx="5486400" cy="2702675"/>
                     </a:xfrm>
                     <a:prstGeom prst="rect"/>
                   </pic:spPr>
@@ -4603,7 +4603,7 @@
       <w:r>
         <w:drawing>
           <wp:inline xmlns:a="http://schemas.openxmlformats.org/drawingml/2006/main" xmlns:pic="http://schemas.openxmlformats.org/drawingml/2006/picture">
-            <wp:extent cx="5486400" cy="1272511"/>
+            <wp:extent cx="5486400" cy="1191356"/>
             <wp:docPr id="9" name="Picture 9"/>
             <wp:cNvGraphicFramePr>
               <a:graphicFrameLocks noChangeAspect="1"/>
@@ -4624,7 +4624,7 @@
                   <pic:spPr>
                     <a:xfrm>
                       <a:off x="0" y="0"/>
-                      <a:ext cx="5486400" cy="1272511"/>
+                      <a:ext cx="5486400" cy="1191356"/>
                     </a:xfrm>
                     <a:prstGeom prst="rect"/>
                   </pic:spPr>
@@ -4770,7 +4770,7 @@
       <w:r>
         <w:drawing>
           <wp:inline xmlns:a="http://schemas.openxmlformats.org/drawingml/2006/main" xmlns:pic="http://schemas.openxmlformats.org/drawingml/2006/picture">
-            <wp:extent cx="5486400" cy="1516342"/>
+            <wp:extent cx="5486400" cy="1442361"/>
             <wp:docPr id="10" name="Picture 10"/>
             <wp:cNvGraphicFramePr>
               <a:graphicFrameLocks noChangeAspect="1"/>
@@ -4791,7 +4791,7 @@
                   <pic:spPr>
                     <a:xfrm>
                       <a:off x="0" y="0"/>
-                      <a:ext cx="5486400" cy="1516342"/>
+                      <a:ext cx="5486400" cy="1442361"/>
                     </a:xfrm>
                     <a:prstGeom prst="rect"/>
                   </pic:spPr>
@@ -4937,7 +4937,7 @@
       <w:r>
         <w:drawing>
           <wp:inline xmlns:a="http://schemas.openxmlformats.org/drawingml/2006/main" xmlns:pic="http://schemas.openxmlformats.org/drawingml/2006/picture">
-            <wp:extent cx="5486400" cy="1128189"/>
+            <wp:extent cx="5486400" cy="1069589"/>
             <wp:docPr id="11" name="Picture 11"/>
             <wp:cNvGraphicFramePr>
               <a:graphicFrameLocks noChangeAspect="1"/>
@@ -4958,7 +4958,7 @@
                   <pic:spPr>
                     <a:xfrm>
                       <a:off x="0" y="0"/>
-                      <a:ext cx="5486400" cy="1128189"/>
+                      <a:ext cx="5486400" cy="1069589"/>
                     </a:xfrm>
                     <a:prstGeom prst="rect"/>
                   </pic:spPr>
@@ -5104,7 +5104,7 @@
       <w:r>
         <w:drawing>
           <wp:inline xmlns:a="http://schemas.openxmlformats.org/drawingml/2006/main" xmlns:pic="http://schemas.openxmlformats.org/drawingml/2006/picture">
-            <wp:extent cx="5486400" cy="1007349"/>
+            <wp:extent cx="5486400" cy="951283"/>
             <wp:docPr id="12" name="Picture 12"/>
             <wp:cNvGraphicFramePr>
               <a:graphicFrameLocks noChangeAspect="1"/>
@@ -5125,7 +5125,7 @@
                   <pic:spPr>
                     <a:xfrm>
                       <a:off x="0" y="0"/>
-                      <a:ext cx="5486400" cy="1007349"/>
+                      <a:ext cx="5486400" cy="951283"/>
                     </a:xfrm>
                     <a:prstGeom prst="rect"/>
                   </pic:spPr>
@@ -5271,7 +5271,7 @@
       <w:r>
         <w:drawing>
           <wp:inline xmlns:a="http://schemas.openxmlformats.org/drawingml/2006/main" xmlns:pic="http://schemas.openxmlformats.org/drawingml/2006/picture">
-            <wp:extent cx="5486400" cy="1060991"/>
+            <wp:extent cx="5486400" cy="1002207"/>
             <wp:docPr id="13" name="Picture 13"/>
             <wp:cNvGraphicFramePr>
               <a:graphicFrameLocks noChangeAspect="1"/>
@@ -5292,7 +5292,7 @@
                   <pic:spPr>
                     <a:xfrm>
                       <a:off x="0" y="0"/>
-                      <a:ext cx="5486400" cy="1060991"/>
+                      <a:ext cx="5486400" cy="1002207"/>
                     </a:xfrm>
                     <a:prstGeom prst="rect"/>
                   </pic:spPr>
@@ -5438,7 +5438,7 @@
       <w:r>
         <w:drawing>
           <wp:inline xmlns:a="http://schemas.openxmlformats.org/drawingml/2006/main" xmlns:pic="http://schemas.openxmlformats.org/drawingml/2006/picture">
-            <wp:extent cx="5486400" cy="2358803"/>
+            <wp:extent cx="5486400" cy="2252523"/>
             <wp:docPr id="14" name="Picture 14"/>
             <wp:cNvGraphicFramePr>
               <a:graphicFrameLocks noChangeAspect="1"/>
@@ -5459,7 +5459,7 @@
                   <pic:spPr>
                     <a:xfrm>
                       <a:off x="0" y="0"/>
-                      <a:ext cx="5486400" cy="2358803"/>
+                      <a:ext cx="5486400" cy="2252523"/>
                     </a:xfrm>
                     <a:prstGeom prst="rect"/>
                   </pic:spPr>
